--- a/hw4/Design.docx
+++ b/hw4/Design.docx
@@ -10,23 +10,13 @@
           <w:bCs/>
         </w:rPr>
       </w:pPr>
-      <w:proofErr w:type="spellStart"/>
       <w:r>
         <w:rPr>
           <w:rFonts w:asciiTheme="majorBidi" w:hAnsiTheme="majorBidi" w:cstheme="majorBidi"/>
           <w:b/>
           <w:bCs/>
         </w:rPr>
-        <w:t>Pthreads</w:t>
-      </w:r>
-      <w:proofErr w:type="spellEnd"/>
-      <w:r>
-        <w:rPr>
-          <w:rFonts w:asciiTheme="majorBidi" w:hAnsiTheme="majorBidi" w:cstheme="majorBidi"/>
-          <w:b/>
-          <w:bCs/>
-        </w:rPr>
-        <w:t xml:space="preserve"> Implementation</w:t>
+        <w:t>Pthreads Implementation</w:t>
       </w:r>
     </w:p>
     <w:p>
@@ -52,21 +42,7 @@
         <w:rPr>
           <w:rFonts w:asciiTheme="majorBidi" w:hAnsiTheme="majorBidi" w:cstheme="majorBidi"/>
         </w:rPr>
-        <w:t xml:space="preserve">The </w:t>
-      </w:r>
-      <w:proofErr w:type="spellStart"/>
-      <w:r>
-        <w:rPr>
-          <w:rFonts w:asciiTheme="majorBidi" w:hAnsiTheme="majorBidi" w:cstheme="majorBidi"/>
-        </w:rPr>
-        <w:t>pthreads</w:t>
-      </w:r>
-      <w:proofErr w:type="spellEnd"/>
-      <w:r>
-        <w:rPr>
-          <w:rFonts w:asciiTheme="majorBidi" w:hAnsiTheme="majorBidi" w:cstheme="majorBidi"/>
-        </w:rPr>
-        <w:t xml:space="preserve"> version of this application loads wiki dump and processes it in 5000 line</w:t>
+        <w:t>The pthreads version of this application loads wiki dump and processes it in 5000 line</w:t>
       </w:r>
     </w:p>
     <w:p>
@@ -105,21 +81,7 @@
         <w:rPr>
           <w:rFonts w:asciiTheme="majorBidi" w:hAnsiTheme="majorBidi" w:cstheme="majorBidi"/>
         </w:rPr>
-        <w:t xml:space="preserve">thread uses </w:t>
-      </w:r>
-      <w:proofErr w:type="spellStart"/>
-      <w:r>
-        <w:rPr>
-          <w:rFonts w:asciiTheme="majorBidi" w:hAnsiTheme="majorBidi" w:cstheme="majorBidi"/>
-        </w:rPr>
-        <w:t>pthread_join</w:t>
-      </w:r>
-      <w:proofErr w:type="spellEnd"/>
-      <w:r>
-        <w:rPr>
-          <w:rFonts w:asciiTheme="majorBidi" w:hAnsiTheme="majorBidi" w:cstheme="majorBidi"/>
-        </w:rPr>
-        <w:t xml:space="preserve"> to wait for all threads to complete their chunks before printing the</w:t>
+        <w:t>thread uses pthread_join to wait for all threads to complete their chunks before printing the</w:t>
       </w:r>
     </w:p>
     <w:p>
@@ -158,21 +120,7 @@
         <w:rPr>
           <w:rFonts w:asciiTheme="majorBidi" w:hAnsiTheme="majorBidi" w:cstheme="majorBidi"/>
         </w:rPr>
-        <w:t xml:space="preserve">The initial performance analysis was gathered using the </w:t>
-      </w:r>
-      <w:proofErr w:type="spellStart"/>
-      <w:r>
-        <w:rPr>
-          <w:rFonts w:asciiTheme="majorBidi" w:hAnsiTheme="majorBidi" w:cstheme="majorBidi"/>
-        </w:rPr>
-        <w:t>wiki_dump</w:t>
-      </w:r>
-      <w:proofErr w:type="spellEnd"/>
-      <w:r>
-        <w:rPr>
-          <w:rFonts w:asciiTheme="majorBidi" w:hAnsiTheme="majorBidi" w:cstheme="majorBidi"/>
-        </w:rPr>
-        <w:t xml:space="preserve"> across 1, 2, 4, 8, and</w:t>
+        <w:t>The initial performance analysis was gathered using the wiki_dump across 1, 2, 4, 8, and</w:t>
       </w:r>
     </w:p>
     <w:p>
@@ -472,21 +420,7 @@
         <w:rPr>
           <w:rFonts w:asciiTheme="majorBidi" w:hAnsiTheme="majorBidi" w:cstheme="majorBidi"/>
         </w:rPr>
-        <w:t xml:space="preserve">The MPI implementation is very similar to the </w:t>
-      </w:r>
-      <w:proofErr w:type="spellStart"/>
-      <w:r>
-        <w:rPr>
-          <w:rFonts w:asciiTheme="majorBidi" w:hAnsiTheme="majorBidi" w:cstheme="majorBidi"/>
-        </w:rPr>
-        <w:t>pthreads</w:t>
-      </w:r>
-      <w:proofErr w:type="spellEnd"/>
-      <w:r>
-        <w:rPr>
-          <w:rFonts w:asciiTheme="majorBidi" w:hAnsiTheme="majorBidi" w:cstheme="majorBidi"/>
-        </w:rPr>
-        <w:t xml:space="preserve"> implementation in that it loads </w:t>
+        <w:t xml:space="preserve">The MPI implementation is very similar to the pthreads implementation in that it loads </w:t>
       </w:r>
       <w:r>
         <w:rPr>
@@ -510,21 +444,7 @@
         <w:rPr>
           <w:rFonts w:asciiTheme="majorBidi" w:hAnsiTheme="majorBidi" w:cstheme="majorBidi"/>
         </w:rPr>
-        <w:t xml:space="preserve"> data nicely. The </w:t>
-      </w:r>
-      <w:proofErr w:type="spellStart"/>
-      <w:r>
-        <w:rPr>
-          <w:rFonts w:asciiTheme="majorBidi" w:hAnsiTheme="majorBidi" w:cstheme="majorBidi"/>
-        </w:rPr>
-        <w:t>pthreads</w:t>
-      </w:r>
-      <w:proofErr w:type="spellEnd"/>
-      <w:r>
-        <w:rPr>
-          <w:rFonts w:asciiTheme="majorBidi" w:hAnsiTheme="majorBidi" w:cstheme="majorBidi"/>
-        </w:rPr>
-        <w:t xml:space="preserve"> </w:t>
+        <w:t xml:space="preserve"> data nicely. The pthreads </w:t>
       </w:r>
       <w:r>
         <w:rPr>
@@ -666,21 +586,7 @@
         <w:rPr>
           <w:rFonts w:asciiTheme="majorBidi" w:hAnsiTheme="majorBidi" w:cstheme="majorBidi"/>
         </w:rPr>
-        <w:t xml:space="preserve">The initial performance analysis was gathered using the </w:t>
-      </w:r>
-      <w:proofErr w:type="spellStart"/>
-      <w:r>
-        <w:rPr>
-          <w:rFonts w:asciiTheme="majorBidi" w:hAnsiTheme="majorBidi" w:cstheme="majorBidi"/>
-        </w:rPr>
-        <w:t>wiki_dump</w:t>
-      </w:r>
-      <w:proofErr w:type="spellEnd"/>
-      <w:r>
-        <w:rPr>
-          <w:rFonts w:asciiTheme="majorBidi" w:hAnsiTheme="majorBidi" w:cstheme="majorBidi"/>
-        </w:rPr>
-        <w:t xml:space="preserve"> across 1, 2, 4, 8, and 16 threads.</w:t>
+        <w:t>The initial performance analysis was gathered using the wiki_dump across 1, 2, 4, 8, and 16 threads.</w:t>
       </w:r>
     </w:p>
     <w:tbl>
@@ -943,9 +849,49 @@
       </w:pPr>
       <w:r>
         <w:rPr>
-          <w:rFonts w:asciiTheme="majorBidi" w:hAnsiTheme="majorBidi" w:cstheme="majorBidi"/>
+          <w:noProof/>
         </w:rPr>
         <w:lastRenderedPageBreak/>
+        <w:drawing>
+          <wp:inline distT="0" distB="0" distL="0" distR="0" wp14:anchorId="6BE5588D" wp14:editId="588308B7">
+            <wp:extent cx="4572000" cy="2743200"/>
+            <wp:effectExtent l="0" t="0" r="0" b="0"/>
+            <wp:docPr id="417145475" name="Chart 1">
+              <a:extLst xmlns:a="http://schemas.openxmlformats.org/drawingml/2006/main">
+                <a:ext uri="{FF2B5EF4-FFF2-40B4-BE49-F238E27FC236}">
+                  <a16:creationId xmlns:a16="http://schemas.microsoft.com/office/drawing/2014/main" id="{382740CA-1F90-EFBC-8F49-4537FFC7CC65}"/>
+                </a:ext>
+              </a:extLst>
+            </wp:docPr>
+            <wp:cNvGraphicFramePr/>
+            <a:graphic xmlns:a="http://schemas.openxmlformats.org/drawingml/2006/main">
+              <a:graphicData uri="http://schemas.openxmlformats.org/drawingml/2006/chart">
+                <c:chart xmlns:c="http://schemas.openxmlformats.org/drawingml/2006/chart" xmlns:r="http://schemas.openxmlformats.org/officeDocument/2006/relationships" r:id="rId6"/>
+              </a:graphicData>
+            </a:graphic>
+          </wp:inline>
+        </w:drawing>
+      </w:r>
+    </w:p>
+    <w:p>
+      <w:pPr>
+        <w:spacing w:line="360" w:lineRule="auto"/>
+        <w:rPr>
+          <w:rFonts w:asciiTheme="majorBidi" w:hAnsiTheme="majorBidi" w:cstheme="majorBidi"/>
+        </w:rPr>
+      </w:pPr>
+    </w:p>
+    <w:p>
+      <w:pPr>
+        <w:spacing w:line="360" w:lineRule="auto"/>
+        <w:rPr>
+          <w:rFonts w:asciiTheme="majorBidi" w:hAnsiTheme="majorBidi" w:cstheme="majorBidi"/>
+        </w:rPr>
+      </w:pPr>
+      <w:r>
+        <w:rPr>
+          <w:rFonts w:asciiTheme="majorBidi" w:hAnsiTheme="majorBidi" w:cstheme="majorBidi"/>
+        </w:rPr>
         <w:t xml:space="preserve">These results show improvements when increasing thread count until after 8 threads, when gains diminished. OpenMP does not scale across multiple nodes. </w:t>
       </w:r>
     </w:p>
@@ -1782,6 +1728,7 @@
   <w:style w:type="character" w:default="1" w:styleId="DefaultParagraphFont">
     <w:name w:val="Default Paragraph Font"/>
     <w:uiPriority w:val="1"/>
+    <w:semiHidden/>
     <w:unhideWhenUsed/>
   </w:style>
   <w:style w:type="table" w:default="1" w:styleId="TableNormal">
@@ -2117,6 +2064,1023 @@
 </w:styles>
 </file>
 
+<file path=word/charts/chart1.xml><?xml version="1.0" encoding="utf-8"?>
+<c:chartSpace xmlns:c="http://schemas.openxmlformats.org/drawingml/2006/chart" xmlns:a="http://schemas.openxmlformats.org/drawingml/2006/main" xmlns:r="http://schemas.openxmlformats.org/officeDocument/2006/relationships" xmlns:c16r2="http://schemas.microsoft.com/office/drawing/2015/06/chart">
+  <c:date1904 val="0"/>
+  <c:lang val="en-US"/>
+  <c:roundedCorners val="0"/>
+  <mc:AlternateContent xmlns:mc="http://schemas.openxmlformats.org/markup-compatibility/2006">
+    <mc:Choice xmlns:c14="http://schemas.microsoft.com/office/drawing/2007/8/2/chart" Requires="c14">
+      <c14:style val="102"/>
+    </mc:Choice>
+    <mc:Fallback>
+      <c:style val="2"/>
+    </mc:Fallback>
+  </mc:AlternateContent>
+  <c:chart>
+    <c:title>
+      <c:tx>
+        <c:rich>
+          <a:bodyPr rot="0" spcFirstLastPara="1" vertOverflow="ellipsis" vert="horz" wrap="square" anchor="ctr" anchorCtr="1"/>
+          <a:lstStyle/>
+          <a:p>
+            <a:pPr>
+              <a:defRPr sz="1400" b="0" i="0" u="none" strike="noStrike" kern="1200" spc="0" baseline="0">
+                <a:solidFill>
+                  <a:schemeClr val="tx1">
+                    <a:lumMod val="65000"/>
+                    <a:lumOff val="35000"/>
+                  </a:schemeClr>
+                </a:solidFill>
+                <a:latin typeface="+mn-lt"/>
+                <a:ea typeface="+mn-ea"/>
+                <a:cs typeface="+mn-cs"/>
+              </a:defRPr>
+            </a:pPr>
+            <a:r>
+              <a:rPr lang="en-US"/>
+              <a:t>Execution Time vs</a:t>
+            </a:r>
+            <a:r>
+              <a:rPr lang="en-US" baseline="0"/>
+              <a:t> Thread Count</a:t>
+            </a:r>
+            <a:endParaRPr lang="en-US"/>
+          </a:p>
+        </c:rich>
+      </c:tx>
+      <c:overlay val="0"/>
+      <c:spPr>
+        <a:noFill/>
+        <a:ln>
+          <a:noFill/>
+        </a:ln>
+        <a:effectLst/>
+      </c:spPr>
+      <c:txPr>
+        <a:bodyPr rot="0" spcFirstLastPara="1" vertOverflow="ellipsis" vert="horz" wrap="square" anchor="ctr" anchorCtr="1"/>
+        <a:lstStyle/>
+        <a:p>
+          <a:pPr>
+            <a:defRPr sz="1400" b="0" i="0" u="none" strike="noStrike" kern="1200" spc="0" baseline="0">
+              <a:solidFill>
+                <a:schemeClr val="tx1">
+                  <a:lumMod val="65000"/>
+                  <a:lumOff val="35000"/>
+                </a:schemeClr>
+              </a:solidFill>
+              <a:latin typeface="+mn-lt"/>
+              <a:ea typeface="+mn-ea"/>
+              <a:cs typeface="+mn-cs"/>
+            </a:defRPr>
+          </a:pPr>
+          <a:endParaRPr lang="en-US"/>
+        </a:p>
+      </c:txPr>
+    </c:title>
+    <c:autoTitleDeleted val="0"/>
+    <c:plotArea>
+      <c:layout/>
+      <c:scatterChart>
+        <c:scatterStyle val="lineMarker"/>
+        <c:varyColors val="0"/>
+        <c:ser>
+          <c:idx val="0"/>
+          <c:order val="0"/>
+          <c:tx>
+            <c:strRef>
+              <c:f>openmp_results!$D$1</c:f>
+              <c:strCache>
+                <c:ptCount val="1"/>
+                <c:pt idx="0">
+                  <c:v>Real_Time</c:v>
+                </c:pt>
+              </c:strCache>
+            </c:strRef>
+          </c:tx>
+          <c:spPr>
+            <a:ln w="19050" cap="rnd">
+              <a:solidFill>
+                <a:schemeClr val="accent1"/>
+              </a:solidFill>
+              <a:round/>
+            </a:ln>
+            <a:effectLst/>
+          </c:spPr>
+          <c:marker>
+            <c:symbol val="circle"/>
+            <c:size val="5"/>
+            <c:spPr>
+              <a:solidFill>
+                <a:schemeClr val="accent1"/>
+              </a:solidFill>
+              <a:ln w="9525">
+                <a:solidFill>
+                  <a:schemeClr val="accent1"/>
+                </a:solidFill>
+              </a:ln>
+              <a:effectLst/>
+            </c:spPr>
+          </c:marker>
+          <c:xVal>
+            <c:numRef>
+              <c:f>openmp_results!$A$2:$A$6</c:f>
+              <c:numCache>
+                <c:formatCode>General</c:formatCode>
+                <c:ptCount val="5"/>
+                <c:pt idx="0">
+                  <c:v>1</c:v>
+                </c:pt>
+                <c:pt idx="1">
+                  <c:v>2</c:v>
+                </c:pt>
+                <c:pt idx="2">
+                  <c:v>4</c:v>
+                </c:pt>
+                <c:pt idx="3">
+                  <c:v>8</c:v>
+                </c:pt>
+                <c:pt idx="4">
+                  <c:v>16</c:v>
+                </c:pt>
+              </c:numCache>
+            </c:numRef>
+          </c:xVal>
+          <c:yVal>
+            <c:numRef>
+              <c:f>openmp_results!$D$2:$D$6</c:f>
+              <c:numCache>
+                <c:formatCode>General</c:formatCode>
+                <c:ptCount val="5"/>
+                <c:pt idx="0">
+                  <c:v>1.82</c:v>
+                </c:pt>
+                <c:pt idx="1">
+                  <c:v>1.36</c:v>
+                </c:pt>
+                <c:pt idx="2">
+                  <c:v>1.08</c:v>
+                </c:pt>
+                <c:pt idx="3">
+                  <c:v>1.01</c:v>
+                </c:pt>
+                <c:pt idx="4">
+                  <c:v>0.97</c:v>
+                </c:pt>
+              </c:numCache>
+            </c:numRef>
+          </c:yVal>
+          <c:smooth val="0"/>
+          <c:extLst>
+            <c:ext xmlns:c16="http://schemas.microsoft.com/office/drawing/2014/chart" uri="{C3380CC4-5D6E-409C-BE32-E72D297353CC}">
+              <c16:uniqueId val="{00000000-88A6-404F-BFE7-C30CBC78F758}"/>
+            </c:ext>
+          </c:extLst>
+        </c:ser>
+        <c:dLbls>
+          <c:showLegendKey val="0"/>
+          <c:showVal val="0"/>
+          <c:showCatName val="0"/>
+          <c:showSerName val="0"/>
+          <c:showPercent val="0"/>
+          <c:showBubbleSize val="0"/>
+        </c:dLbls>
+        <c:axId val="1746236303"/>
+        <c:axId val="1746237263"/>
+      </c:scatterChart>
+      <c:valAx>
+        <c:axId val="1746236303"/>
+        <c:scaling>
+          <c:orientation val="minMax"/>
+        </c:scaling>
+        <c:delete val="0"/>
+        <c:axPos val="b"/>
+        <c:majorGridlines>
+          <c:spPr>
+            <a:ln w="9525" cap="flat" cmpd="sng" algn="ctr">
+              <a:solidFill>
+                <a:schemeClr val="tx1">
+                  <a:lumMod val="15000"/>
+                  <a:lumOff val="85000"/>
+                </a:schemeClr>
+              </a:solidFill>
+              <a:round/>
+            </a:ln>
+            <a:effectLst/>
+          </c:spPr>
+        </c:majorGridlines>
+        <c:title>
+          <c:tx>
+            <c:rich>
+              <a:bodyPr rot="0" spcFirstLastPara="1" vertOverflow="ellipsis" vert="horz" wrap="square" anchor="ctr" anchorCtr="1"/>
+              <a:lstStyle/>
+              <a:p>
+                <a:pPr>
+                  <a:defRPr sz="1000" b="0" i="0" u="none" strike="noStrike" kern="1200" baseline="0">
+                    <a:solidFill>
+                      <a:schemeClr val="tx1">
+                        <a:lumMod val="65000"/>
+                        <a:lumOff val="35000"/>
+                      </a:schemeClr>
+                    </a:solidFill>
+                    <a:latin typeface="+mn-lt"/>
+                    <a:ea typeface="+mn-ea"/>
+                    <a:cs typeface="+mn-cs"/>
+                  </a:defRPr>
+                </a:pPr>
+                <a:r>
+                  <a:rPr lang="en-US"/>
+                  <a:t>Number of Threads</a:t>
+                </a:r>
+              </a:p>
+            </c:rich>
+          </c:tx>
+          <c:overlay val="0"/>
+          <c:spPr>
+            <a:noFill/>
+            <a:ln>
+              <a:noFill/>
+            </a:ln>
+            <a:effectLst/>
+          </c:spPr>
+          <c:txPr>
+            <a:bodyPr rot="0" spcFirstLastPara="1" vertOverflow="ellipsis" vert="horz" wrap="square" anchor="ctr" anchorCtr="1"/>
+            <a:lstStyle/>
+            <a:p>
+              <a:pPr>
+                <a:defRPr sz="1000" b="0" i="0" u="none" strike="noStrike" kern="1200" baseline="0">
+                  <a:solidFill>
+                    <a:schemeClr val="tx1">
+                      <a:lumMod val="65000"/>
+                      <a:lumOff val="35000"/>
+                    </a:schemeClr>
+                  </a:solidFill>
+                  <a:latin typeface="+mn-lt"/>
+                  <a:ea typeface="+mn-ea"/>
+                  <a:cs typeface="+mn-cs"/>
+                </a:defRPr>
+              </a:pPr>
+              <a:endParaRPr lang="en-US"/>
+            </a:p>
+          </c:txPr>
+        </c:title>
+        <c:numFmt formatCode="General" sourceLinked="1"/>
+        <c:majorTickMark val="none"/>
+        <c:minorTickMark val="none"/>
+        <c:tickLblPos val="nextTo"/>
+        <c:spPr>
+          <a:noFill/>
+          <a:ln w="9525" cap="flat" cmpd="sng" algn="ctr">
+            <a:solidFill>
+              <a:schemeClr val="tx1">
+                <a:lumMod val="25000"/>
+                <a:lumOff val="75000"/>
+              </a:schemeClr>
+            </a:solidFill>
+            <a:round/>
+          </a:ln>
+          <a:effectLst/>
+        </c:spPr>
+        <c:txPr>
+          <a:bodyPr rot="-60000000" spcFirstLastPara="1" vertOverflow="ellipsis" vert="horz" wrap="square" anchor="ctr" anchorCtr="1"/>
+          <a:lstStyle/>
+          <a:p>
+            <a:pPr>
+              <a:defRPr sz="900" b="0" i="0" u="none" strike="noStrike" kern="1200" baseline="0">
+                <a:solidFill>
+                  <a:schemeClr val="tx1">
+                    <a:lumMod val="65000"/>
+                    <a:lumOff val="35000"/>
+                  </a:schemeClr>
+                </a:solidFill>
+                <a:latin typeface="+mn-lt"/>
+                <a:ea typeface="+mn-ea"/>
+                <a:cs typeface="+mn-cs"/>
+              </a:defRPr>
+            </a:pPr>
+            <a:endParaRPr lang="en-US"/>
+          </a:p>
+        </c:txPr>
+        <c:crossAx val="1746237263"/>
+        <c:crosses val="autoZero"/>
+        <c:crossBetween val="midCat"/>
+      </c:valAx>
+      <c:valAx>
+        <c:axId val="1746237263"/>
+        <c:scaling>
+          <c:orientation val="minMax"/>
+        </c:scaling>
+        <c:delete val="0"/>
+        <c:axPos val="l"/>
+        <c:majorGridlines>
+          <c:spPr>
+            <a:ln w="9525" cap="flat" cmpd="sng" algn="ctr">
+              <a:solidFill>
+                <a:schemeClr val="tx1">
+                  <a:lumMod val="15000"/>
+                  <a:lumOff val="85000"/>
+                </a:schemeClr>
+              </a:solidFill>
+              <a:round/>
+            </a:ln>
+            <a:effectLst/>
+          </c:spPr>
+        </c:majorGridlines>
+        <c:title>
+          <c:tx>
+            <c:rich>
+              <a:bodyPr rot="-5400000" spcFirstLastPara="1" vertOverflow="ellipsis" vert="horz" wrap="square" anchor="ctr" anchorCtr="1"/>
+              <a:lstStyle/>
+              <a:p>
+                <a:pPr>
+                  <a:defRPr sz="1000" b="0" i="0" u="none" strike="noStrike" kern="1200" baseline="0">
+                    <a:solidFill>
+                      <a:schemeClr val="tx1">
+                        <a:lumMod val="65000"/>
+                        <a:lumOff val="35000"/>
+                      </a:schemeClr>
+                    </a:solidFill>
+                    <a:latin typeface="+mn-lt"/>
+                    <a:ea typeface="+mn-ea"/>
+                    <a:cs typeface="+mn-cs"/>
+                  </a:defRPr>
+                </a:pPr>
+                <a:r>
+                  <a:rPr lang="en-US"/>
+                  <a:t>Execution Time (Seconds)</a:t>
+                </a:r>
+              </a:p>
+            </c:rich>
+          </c:tx>
+          <c:overlay val="0"/>
+          <c:spPr>
+            <a:noFill/>
+            <a:ln>
+              <a:noFill/>
+            </a:ln>
+            <a:effectLst/>
+          </c:spPr>
+          <c:txPr>
+            <a:bodyPr rot="-5400000" spcFirstLastPara="1" vertOverflow="ellipsis" vert="horz" wrap="square" anchor="ctr" anchorCtr="1"/>
+            <a:lstStyle/>
+            <a:p>
+              <a:pPr>
+                <a:defRPr sz="1000" b="0" i="0" u="none" strike="noStrike" kern="1200" baseline="0">
+                  <a:solidFill>
+                    <a:schemeClr val="tx1">
+                      <a:lumMod val="65000"/>
+                      <a:lumOff val="35000"/>
+                    </a:schemeClr>
+                  </a:solidFill>
+                  <a:latin typeface="+mn-lt"/>
+                  <a:ea typeface="+mn-ea"/>
+                  <a:cs typeface="+mn-cs"/>
+                </a:defRPr>
+              </a:pPr>
+              <a:endParaRPr lang="en-US"/>
+            </a:p>
+          </c:txPr>
+        </c:title>
+        <c:numFmt formatCode="General" sourceLinked="1"/>
+        <c:majorTickMark val="none"/>
+        <c:minorTickMark val="none"/>
+        <c:tickLblPos val="nextTo"/>
+        <c:spPr>
+          <a:noFill/>
+          <a:ln w="9525" cap="flat" cmpd="sng" algn="ctr">
+            <a:solidFill>
+              <a:schemeClr val="tx1">
+                <a:lumMod val="25000"/>
+                <a:lumOff val="75000"/>
+              </a:schemeClr>
+            </a:solidFill>
+            <a:round/>
+          </a:ln>
+          <a:effectLst/>
+        </c:spPr>
+        <c:txPr>
+          <a:bodyPr rot="-60000000" spcFirstLastPara="1" vertOverflow="ellipsis" vert="horz" wrap="square" anchor="ctr" anchorCtr="1"/>
+          <a:lstStyle/>
+          <a:p>
+            <a:pPr>
+              <a:defRPr sz="900" b="0" i="0" u="none" strike="noStrike" kern="1200" baseline="0">
+                <a:solidFill>
+                  <a:schemeClr val="tx1">
+                    <a:lumMod val="65000"/>
+                    <a:lumOff val="35000"/>
+                  </a:schemeClr>
+                </a:solidFill>
+                <a:latin typeface="+mn-lt"/>
+                <a:ea typeface="+mn-ea"/>
+                <a:cs typeface="+mn-cs"/>
+              </a:defRPr>
+            </a:pPr>
+            <a:endParaRPr lang="en-US"/>
+          </a:p>
+        </c:txPr>
+        <c:crossAx val="1746236303"/>
+        <c:crosses val="autoZero"/>
+        <c:crossBetween val="midCat"/>
+      </c:valAx>
+      <c:spPr>
+        <a:noFill/>
+        <a:ln>
+          <a:noFill/>
+        </a:ln>
+        <a:effectLst/>
+      </c:spPr>
+    </c:plotArea>
+    <c:plotVisOnly val="1"/>
+    <c:dispBlanksAs val="gap"/>
+    <c:showDLblsOverMax val="0"/>
+  </c:chart>
+  <c:spPr>
+    <a:solidFill>
+      <a:schemeClr val="bg1"/>
+    </a:solidFill>
+    <a:ln w="9525" cap="flat" cmpd="sng" algn="ctr">
+      <a:solidFill>
+        <a:schemeClr val="tx1">
+          <a:lumMod val="15000"/>
+          <a:lumOff val="85000"/>
+        </a:schemeClr>
+      </a:solidFill>
+      <a:round/>
+    </a:ln>
+    <a:effectLst/>
+  </c:spPr>
+  <c:txPr>
+    <a:bodyPr/>
+    <a:lstStyle/>
+    <a:p>
+      <a:pPr>
+        <a:defRPr/>
+      </a:pPr>
+      <a:endParaRPr lang="en-US"/>
+    </a:p>
+  </c:txPr>
+  <c:externalData r:id="rId3">
+    <c:autoUpdate val="0"/>
+  </c:externalData>
+</c:chartSpace>
+</file>
+
+<file path=word/charts/colors1.xml><?xml version="1.0" encoding="utf-8"?>
+<cs:colorStyle xmlns:cs="http://schemas.microsoft.com/office/drawing/2012/chartStyle" xmlns:a="http://schemas.openxmlformats.org/drawingml/2006/main" meth="cycle" id="10">
+  <a:schemeClr val="accent1"/>
+  <a:schemeClr val="accent2"/>
+  <a:schemeClr val="accent3"/>
+  <a:schemeClr val="accent4"/>
+  <a:schemeClr val="accent5"/>
+  <a:schemeClr val="accent6"/>
+  <cs:variation/>
+  <cs:variation>
+    <a:lumMod val="60000"/>
+  </cs:variation>
+  <cs:variation>
+    <a:lumMod val="80000"/>
+    <a:lumOff val="20000"/>
+  </cs:variation>
+  <cs:variation>
+    <a:lumMod val="80000"/>
+  </cs:variation>
+  <cs:variation>
+    <a:lumMod val="60000"/>
+    <a:lumOff val="40000"/>
+  </cs:variation>
+  <cs:variation>
+    <a:lumMod val="50000"/>
+  </cs:variation>
+  <cs:variation>
+    <a:lumMod val="70000"/>
+    <a:lumOff val="30000"/>
+  </cs:variation>
+  <cs:variation>
+    <a:lumMod val="70000"/>
+  </cs:variation>
+  <cs:variation>
+    <a:lumMod val="50000"/>
+    <a:lumOff val="50000"/>
+  </cs:variation>
+</cs:colorStyle>
+</file>
+
+<file path=word/charts/style1.xml><?xml version="1.0" encoding="utf-8"?>
+<cs:chartStyle xmlns:cs="http://schemas.microsoft.com/office/drawing/2012/chartStyle" xmlns:a="http://schemas.openxmlformats.org/drawingml/2006/main" id="240">
+  <cs:axisTitle>
+    <cs:lnRef idx="0"/>
+    <cs:fillRef idx="0"/>
+    <cs:effectRef idx="0"/>
+    <cs:fontRef idx="minor">
+      <a:schemeClr val="tx1">
+        <a:lumMod val="65000"/>
+        <a:lumOff val="35000"/>
+      </a:schemeClr>
+    </cs:fontRef>
+    <cs:defRPr sz="1000" kern="1200"/>
+  </cs:axisTitle>
+  <cs:categoryAxis>
+    <cs:lnRef idx="0"/>
+    <cs:fillRef idx="0"/>
+    <cs:effectRef idx="0"/>
+    <cs:fontRef idx="minor">
+      <a:schemeClr val="tx1">
+        <a:lumMod val="65000"/>
+        <a:lumOff val="35000"/>
+      </a:schemeClr>
+    </cs:fontRef>
+    <cs:spPr>
+      <a:ln w="9525" cap="flat" cmpd="sng" algn="ctr">
+        <a:solidFill>
+          <a:schemeClr val="tx1">
+            <a:lumMod val="25000"/>
+            <a:lumOff val="75000"/>
+          </a:schemeClr>
+        </a:solidFill>
+        <a:round/>
+      </a:ln>
+    </cs:spPr>
+    <cs:defRPr sz="900" kern="1200"/>
+  </cs:categoryAxis>
+  <cs:chartArea mods="allowNoFillOverride allowNoLineOverride">
+    <cs:lnRef idx="0"/>
+    <cs:fillRef idx="0"/>
+    <cs:effectRef idx="0"/>
+    <cs:fontRef idx="minor">
+      <a:schemeClr val="tx1"/>
+    </cs:fontRef>
+    <cs:spPr>
+      <a:solidFill>
+        <a:schemeClr val="bg1"/>
+      </a:solidFill>
+      <a:ln w="9525" cap="flat" cmpd="sng" algn="ctr">
+        <a:solidFill>
+          <a:schemeClr val="tx1">
+            <a:lumMod val="15000"/>
+            <a:lumOff val="85000"/>
+          </a:schemeClr>
+        </a:solidFill>
+        <a:round/>
+      </a:ln>
+    </cs:spPr>
+    <cs:defRPr sz="1000" kern="1200"/>
+  </cs:chartArea>
+  <cs:dataLabel>
+    <cs:lnRef idx="0"/>
+    <cs:fillRef idx="0"/>
+    <cs:effectRef idx="0"/>
+    <cs:fontRef idx="minor">
+      <a:schemeClr val="tx1">
+        <a:lumMod val="75000"/>
+        <a:lumOff val="25000"/>
+      </a:schemeClr>
+    </cs:fontRef>
+    <cs:defRPr sz="900" kern="1200"/>
+  </cs:dataLabel>
+  <cs:dataLabelCallout>
+    <cs:lnRef idx="0"/>
+    <cs:fillRef idx="0"/>
+    <cs:effectRef idx="0"/>
+    <cs:fontRef idx="minor">
+      <a:schemeClr val="dk1">
+        <a:lumMod val="65000"/>
+        <a:lumOff val="35000"/>
+      </a:schemeClr>
+    </cs:fontRef>
+    <cs:spPr>
+      <a:solidFill>
+        <a:schemeClr val="lt1"/>
+      </a:solidFill>
+      <a:ln>
+        <a:solidFill>
+          <a:schemeClr val="dk1">
+            <a:lumMod val="25000"/>
+            <a:lumOff val="75000"/>
+          </a:schemeClr>
+        </a:solidFill>
+      </a:ln>
+    </cs:spPr>
+    <cs:defRPr sz="900" kern="1200"/>
+    <cs:bodyPr rot="0" spcFirstLastPara="1" vertOverflow="clip" horzOverflow="clip" vert="horz" wrap="square" lIns="36576" tIns="18288" rIns="36576" bIns="18288" anchor="ctr" anchorCtr="1">
+      <a:spAutoFit/>
+    </cs:bodyPr>
+  </cs:dataLabelCallout>
+  <cs:dataPoint>
+    <cs:lnRef idx="0"/>
+    <cs:fillRef idx="1">
+      <cs:styleClr val="auto"/>
+    </cs:fillRef>
+    <cs:effectRef idx="0"/>
+    <cs:fontRef idx="minor">
+      <a:schemeClr val="tx1"/>
+    </cs:fontRef>
+  </cs:dataPoint>
+  <cs:dataPoint3D>
+    <cs:lnRef idx="0"/>
+    <cs:fillRef idx="1">
+      <cs:styleClr val="auto"/>
+    </cs:fillRef>
+    <cs:effectRef idx="0"/>
+    <cs:fontRef idx="minor">
+      <a:schemeClr val="tx1"/>
+    </cs:fontRef>
+  </cs:dataPoint3D>
+  <cs:dataPointLine>
+    <cs:lnRef idx="0">
+      <cs:styleClr val="auto"/>
+    </cs:lnRef>
+    <cs:fillRef idx="1"/>
+    <cs:effectRef idx="0"/>
+    <cs:fontRef idx="minor">
+      <a:schemeClr val="tx1"/>
+    </cs:fontRef>
+    <cs:spPr>
+      <a:ln w="19050" cap="rnd">
+        <a:solidFill>
+          <a:schemeClr val="phClr"/>
+        </a:solidFill>
+        <a:round/>
+      </a:ln>
+    </cs:spPr>
+  </cs:dataPointLine>
+  <cs:dataPointMarker>
+    <cs:lnRef idx="0">
+      <cs:styleClr val="auto"/>
+    </cs:lnRef>
+    <cs:fillRef idx="1">
+      <cs:styleClr val="auto"/>
+    </cs:fillRef>
+    <cs:effectRef idx="0"/>
+    <cs:fontRef idx="minor">
+      <a:schemeClr val="tx1"/>
+    </cs:fontRef>
+    <cs:spPr>
+      <a:ln w="9525">
+        <a:solidFill>
+          <a:schemeClr val="phClr"/>
+        </a:solidFill>
+      </a:ln>
+    </cs:spPr>
+  </cs:dataPointMarker>
+  <cs:dataPointMarkerLayout symbol="circle" size="5"/>
+  <cs:dataPointWireframe>
+    <cs:lnRef idx="0">
+      <cs:styleClr val="auto"/>
+    </cs:lnRef>
+    <cs:fillRef idx="0"/>
+    <cs:effectRef idx="0"/>
+    <cs:fontRef idx="minor">
+      <a:schemeClr val="dk1"/>
+    </cs:fontRef>
+    <cs:spPr>
+      <a:ln w="9525" cap="rnd">
+        <a:solidFill>
+          <a:schemeClr val="phClr"/>
+        </a:solidFill>
+        <a:round/>
+      </a:ln>
+    </cs:spPr>
+  </cs:dataPointWireframe>
+  <cs:dataTable>
+    <cs:lnRef idx="0"/>
+    <cs:fillRef idx="0"/>
+    <cs:effectRef idx="0"/>
+    <cs:fontRef idx="minor">
+      <a:schemeClr val="tx1">
+        <a:lumMod val="65000"/>
+        <a:lumOff val="35000"/>
+      </a:schemeClr>
+    </cs:fontRef>
+    <cs:spPr>
+      <a:noFill/>
+      <a:ln w="9525" cap="flat" cmpd="sng" algn="ctr">
+        <a:solidFill>
+          <a:schemeClr val="tx1">
+            <a:lumMod val="15000"/>
+            <a:lumOff val="85000"/>
+          </a:schemeClr>
+        </a:solidFill>
+        <a:round/>
+      </a:ln>
+    </cs:spPr>
+    <cs:defRPr sz="900" kern="1200"/>
+  </cs:dataTable>
+  <cs:downBar>
+    <cs:lnRef idx="0"/>
+    <cs:fillRef idx="0"/>
+    <cs:effectRef idx="0"/>
+    <cs:fontRef idx="minor">
+      <a:schemeClr val="tx1"/>
+    </cs:fontRef>
+    <cs:spPr>
+      <a:solidFill>
+        <a:schemeClr val="dk1">
+          <a:lumMod val="75000"/>
+          <a:lumOff val="25000"/>
+        </a:schemeClr>
+      </a:solidFill>
+      <a:ln w="9525" cap="flat" cmpd="sng" algn="ctr">
+        <a:solidFill>
+          <a:schemeClr val="tx1">
+            <a:lumMod val="65000"/>
+            <a:lumOff val="35000"/>
+          </a:schemeClr>
+        </a:solidFill>
+        <a:round/>
+      </a:ln>
+    </cs:spPr>
+  </cs:downBar>
+  <cs:dropLine>
+    <cs:lnRef idx="0"/>
+    <cs:fillRef idx="0"/>
+    <cs:effectRef idx="0"/>
+    <cs:fontRef idx="minor">
+      <a:schemeClr val="tx1"/>
+    </cs:fontRef>
+    <cs:spPr>
+      <a:ln w="9525" cap="flat" cmpd="sng" algn="ctr">
+        <a:solidFill>
+          <a:schemeClr val="tx1">
+            <a:lumMod val="35000"/>
+            <a:lumOff val="65000"/>
+          </a:schemeClr>
+        </a:solidFill>
+        <a:round/>
+      </a:ln>
+    </cs:spPr>
+  </cs:dropLine>
+  <cs:errorBar>
+    <cs:lnRef idx="0"/>
+    <cs:fillRef idx="0"/>
+    <cs:effectRef idx="0"/>
+    <cs:fontRef idx="minor">
+      <a:schemeClr val="tx1"/>
+    </cs:fontRef>
+    <cs:spPr>
+      <a:ln w="9525" cap="flat" cmpd="sng" algn="ctr">
+        <a:solidFill>
+          <a:schemeClr val="tx1">
+            <a:lumMod val="65000"/>
+            <a:lumOff val="35000"/>
+          </a:schemeClr>
+        </a:solidFill>
+        <a:round/>
+      </a:ln>
+    </cs:spPr>
+  </cs:errorBar>
+  <cs:floor>
+    <cs:lnRef idx="0"/>
+    <cs:fillRef idx="0"/>
+    <cs:effectRef idx="0"/>
+    <cs:fontRef idx="minor">
+      <a:schemeClr val="tx1"/>
+    </cs:fontRef>
+    <cs:spPr>
+      <a:noFill/>
+      <a:ln>
+        <a:noFill/>
+      </a:ln>
+    </cs:spPr>
+  </cs:floor>
+  <cs:gridlineMajor>
+    <cs:lnRef idx="0"/>
+    <cs:fillRef idx="0"/>
+    <cs:effectRef idx="0"/>
+    <cs:fontRef idx="minor">
+      <a:schemeClr val="tx1"/>
+    </cs:fontRef>
+    <cs:spPr>
+      <a:ln w="9525" cap="flat" cmpd="sng" algn="ctr">
+        <a:solidFill>
+          <a:schemeClr val="tx1">
+            <a:lumMod val="15000"/>
+            <a:lumOff val="85000"/>
+          </a:schemeClr>
+        </a:solidFill>
+        <a:round/>
+      </a:ln>
+    </cs:spPr>
+  </cs:gridlineMajor>
+  <cs:gridlineMinor>
+    <cs:lnRef idx="0"/>
+    <cs:fillRef idx="0"/>
+    <cs:effectRef idx="0"/>
+    <cs:fontRef idx="minor">
+      <a:schemeClr val="tx1"/>
+    </cs:fontRef>
+    <cs:spPr>
+      <a:ln w="9525" cap="flat" cmpd="sng" algn="ctr">
+        <a:solidFill>
+          <a:schemeClr val="tx1">
+            <a:lumMod val="5000"/>
+            <a:lumOff val="95000"/>
+          </a:schemeClr>
+        </a:solidFill>
+        <a:round/>
+      </a:ln>
+    </cs:spPr>
+  </cs:gridlineMinor>
+  <cs:hiLoLine>
+    <cs:lnRef idx="0"/>
+    <cs:fillRef idx="0"/>
+    <cs:effectRef idx="0"/>
+    <cs:fontRef idx="minor">
+      <a:schemeClr val="tx1"/>
+    </cs:fontRef>
+    <cs:spPr>
+      <a:ln w="9525" cap="flat" cmpd="sng" algn="ctr">
+        <a:solidFill>
+          <a:schemeClr val="tx1">
+            <a:lumMod val="50000"/>
+            <a:lumOff val="50000"/>
+          </a:schemeClr>
+        </a:solidFill>
+        <a:round/>
+      </a:ln>
+    </cs:spPr>
+  </cs:hiLoLine>
+  <cs:leaderLine>
+    <cs:lnRef idx="0"/>
+    <cs:fillRef idx="0"/>
+    <cs:effectRef idx="0"/>
+    <cs:fontRef idx="minor">
+      <a:schemeClr val="tx1"/>
+    </cs:fontRef>
+    <cs:spPr>
+      <a:ln w="9525" cap="flat" cmpd="sng" algn="ctr">
+        <a:solidFill>
+          <a:schemeClr val="tx1">
+            <a:lumMod val="35000"/>
+            <a:lumOff val="65000"/>
+          </a:schemeClr>
+        </a:solidFill>
+        <a:round/>
+      </a:ln>
+    </cs:spPr>
+  </cs:leaderLine>
+  <cs:legend>
+    <cs:lnRef idx="0"/>
+    <cs:fillRef idx="0"/>
+    <cs:effectRef idx="0"/>
+    <cs:fontRef idx="minor">
+      <a:schemeClr val="tx1">
+        <a:lumMod val="65000"/>
+        <a:lumOff val="35000"/>
+      </a:schemeClr>
+    </cs:fontRef>
+    <cs:defRPr sz="900" kern="1200"/>
+  </cs:legend>
+  <cs:plotArea mods="allowNoFillOverride allowNoLineOverride">
+    <cs:lnRef idx="0"/>
+    <cs:fillRef idx="0"/>
+    <cs:effectRef idx="0"/>
+    <cs:fontRef idx="minor">
+      <a:schemeClr val="tx1"/>
+    </cs:fontRef>
+  </cs:plotArea>
+  <cs:plotArea3D mods="allowNoFillOverride allowNoLineOverride">
+    <cs:lnRef idx="0"/>
+    <cs:fillRef idx="0"/>
+    <cs:effectRef idx="0"/>
+    <cs:fontRef idx="minor">
+      <a:schemeClr val="tx1"/>
+    </cs:fontRef>
+  </cs:plotArea3D>
+  <cs:seriesAxis>
+    <cs:lnRef idx="0"/>
+    <cs:fillRef idx="0"/>
+    <cs:effectRef idx="0"/>
+    <cs:fontRef idx="minor">
+      <a:schemeClr val="tx1">
+        <a:lumMod val="65000"/>
+        <a:lumOff val="35000"/>
+      </a:schemeClr>
+    </cs:fontRef>
+    <cs:defRPr sz="900" kern="1200"/>
+  </cs:seriesAxis>
+  <cs:seriesLine>
+    <cs:lnRef idx="0"/>
+    <cs:fillRef idx="0"/>
+    <cs:effectRef idx="0"/>
+    <cs:fontRef idx="minor">
+      <a:schemeClr val="tx1"/>
+    </cs:fontRef>
+    <cs:spPr>
+      <a:ln w="9525" cap="flat" cmpd="sng" algn="ctr">
+        <a:solidFill>
+          <a:schemeClr val="tx1">
+            <a:lumMod val="35000"/>
+            <a:lumOff val="65000"/>
+          </a:schemeClr>
+        </a:solidFill>
+        <a:round/>
+      </a:ln>
+    </cs:spPr>
+  </cs:seriesLine>
+  <cs:title>
+    <cs:lnRef idx="0"/>
+    <cs:fillRef idx="0"/>
+    <cs:effectRef idx="0"/>
+    <cs:fontRef idx="minor">
+      <a:schemeClr val="tx1">
+        <a:lumMod val="65000"/>
+        <a:lumOff val="35000"/>
+      </a:schemeClr>
+    </cs:fontRef>
+    <cs:defRPr sz="1400" b="0" kern="1200" spc="0" baseline="0"/>
+  </cs:title>
+  <cs:trendline>
+    <cs:lnRef idx="0">
+      <cs:styleClr val="auto"/>
+    </cs:lnRef>
+    <cs:fillRef idx="0"/>
+    <cs:effectRef idx="0"/>
+    <cs:fontRef idx="minor">
+      <a:schemeClr val="tx1"/>
+    </cs:fontRef>
+    <cs:spPr>
+      <a:ln w="19050" cap="rnd">
+        <a:solidFill>
+          <a:schemeClr val="phClr"/>
+        </a:solidFill>
+        <a:prstDash val="sysDot"/>
+      </a:ln>
+    </cs:spPr>
+  </cs:trendline>
+  <cs:trendlineLabel>
+    <cs:lnRef idx="0"/>
+    <cs:fillRef idx="0"/>
+    <cs:effectRef idx="0"/>
+    <cs:fontRef idx="minor">
+      <a:schemeClr val="tx1">
+        <a:lumMod val="65000"/>
+        <a:lumOff val="35000"/>
+      </a:schemeClr>
+    </cs:fontRef>
+    <cs:defRPr sz="900" kern="1200"/>
+  </cs:trendlineLabel>
+  <cs:upBar>
+    <cs:lnRef idx="0"/>
+    <cs:fillRef idx="0"/>
+    <cs:effectRef idx="0"/>
+    <cs:fontRef idx="minor">
+      <a:schemeClr val="tx1"/>
+    </cs:fontRef>
+    <cs:spPr>
+      <a:solidFill>
+        <a:schemeClr val="lt1"/>
+      </a:solidFill>
+      <a:ln w="9525" cap="flat" cmpd="sng" algn="ctr">
+        <a:solidFill>
+          <a:schemeClr val="tx1">
+            <a:lumMod val="65000"/>
+            <a:lumOff val="35000"/>
+          </a:schemeClr>
+        </a:solidFill>
+        <a:round/>
+      </a:ln>
+    </cs:spPr>
+  </cs:upBar>
+  <cs:valueAxis>
+    <cs:lnRef idx="0"/>
+    <cs:fillRef idx="0"/>
+    <cs:effectRef idx="0"/>
+    <cs:fontRef idx="minor">
+      <a:schemeClr val="tx1">
+        <a:lumMod val="65000"/>
+        <a:lumOff val="35000"/>
+      </a:schemeClr>
+    </cs:fontRef>
+    <cs:spPr>
+      <a:ln w="9525" cap="flat" cmpd="sng" algn="ctr">
+        <a:solidFill>
+          <a:schemeClr val="tx1">
+            <a:lumMod val="25000"/>
+            <a:lumOff val="75000"/>
+          </a:schemeClr>
+        </a:solidFill>
+        <a:round/>
+      </a:ln>
+    </cs:spPr>
+    <cs:defRPr sz="900" kern="1200"/>
+  </cs:valueAxis>
+  <cs:wall>
+    <cs:lnRef idx="0"/>
+    <cs:fillRef idx="0"/>
+    <cs:effectRef idx="0"/>
+    <cs:fontRef idx="minor">
+      <a:schemeClr val="tx1"/>
+    </cs:fontRef>
+    <cs:spPr>
+      <a:noFill/>
+      <a:ln>
+        <a:noFill/>
+      </a:ln>
+    </cs:spPr>
+  </cs:wall>
+</cs:chartStyle>
+</file>
+
 <file path=word/theme/theme1.xml><?xml version="1.0" encoding="utf-8"?>
 <a:theme xmlns:a="http://schemas.openxmlformats.org/drawingml/2006/main" name="Office Theme">
   <a:themeElements>

--- a/hw4/Design.docx
+++ b/hw4/Design.docx
@@ -10,13 +10,23 @@
           <w:bCs/>
         </w:rPr>
       </w:pPr>
+      <w:proofErr w:type="spellStart"/>
       <w:r>
         <w:rPr>
           <w:rFonts w:asciiTheme="majorBidi" w:hAnsiTheme="majorBidi" w:cstheme="majorBidi"/>
           <w:b/>
           <w:bCs/>
         </w:rPr>
-        <w:t>Pthreads Implementation</w:t>
+        <w:t>Pthreads</w:t>
+      </w:r>
+      <w:proofErr w:type="spellEnd"/>
+      <w:r>
+        <w:rPr>
+          <w:rFonts w:asciiTheme="majorBidi" w:hAnsiTheme="majorBidi" w:cstheme="majorBidi"/>
+          <w:b/>
+          <w:bCs/>
+        </w:rPr>
+        <w:t xml:space="preserve"> Implementation</w:t>
       </w:r>
     </w:p>
     <w:p>
@@ -42,8 +52,30 @@
         <w:rPr>
           <w:rFonts w:asciiTheme="majorBidi" w:hAnsiTheme="majorBidi" w:cstheme="majorBidi"/>
         </w:rPr>
-        <w:t>The pthreads version of this application loads wiki dump and processes it in 5000 line</w:t>
-      </w:r>
+        <w:t xml:space="preserve">The </w:t>
+      </w:r>
+      <w:proofErr w:type="spellStart"/>
+      <w:r>
+        <w:rPr>
+          <w:rFonts w:asciiTheme="majorBidi" w:hAnsiTheme="majorBidi" w:cstheme="majorBidi"/>
+        </w:rPr>
+        <w:t>pthreads</w:t>
+      </w:r>
+      <w:proofErr w:type="spellEnd"/>
+      <w:r>
+        <w:rPr>
+          <w:rFonts w:asciiTheme="majorBidi" w:hAnsiTheme="majorBidi" w:cstheme="majorBidi"/>
+        </w:rPr>
+        <w:t xml:space="preserve"> version of this application loads wiki dump and processes it in 5000 </w:t>
+      </w:r>
+      <w:proofErr w:type="gramStart"/>
+      <w:r>
+        <w:rPr>
+          <w:rFonts w:asciiTheme="majorBidi" w:hAnsiTheme="majorBidi" w:cstheme="majorBidi"/>
+        </w:rPr>
+        <w:t>line</w:t>
+      </w:r>
+      <w:proofErr w:type="gramEnd"/>
     </w:p>
     <w:p>
       <w:pPr>
@@ -81,7 +113,21 @@
         <w:rPr>
           <w:rFonts w:asciiTheme="majorBidi" w:hAnsiTheme="majorBidi" w:cstheme="majorBidi"/>
         </w:rPr>
-        <w:t>thread uses pthread_join to wait for all threads to complete their chunks before printing the</w:t>
+        <w:t xml:space="preserve">thread uses </w:t>
+      </w:r>
+      <w:proofErr w:type="spellStart"/>
+      <w:r>
+        <w:rPr>
+          <w:rFonts w:asciiTheme="majorBidi" w:hAnsiTheme="majorBidi" w:cstheme="majorBidi"/>
+        </w:rPr>
+        <w:t>pthread_join</w:t>
+      </w:r>
+      <w:proofErr w:type="spellEnd"/>
+      <w:r>
+        <w:rPr>
+          <w:rFonts w:asciiTheme="majorBidi" w:hAnsiTheme="majorBidi" w:cstheme="majorBidi"/>
+        </w:rPr>
+        <w:t xml:space="preserve"> to wait for all threads to complete their chunks before printing the</w:t>
       </w:r>
     </w:p>
     <w:p>
@@ -120,7 +166,35 @@
         <w:rPr>
           <w:rFonts w:asciiTheme="majorBidi" w:hAnsiTheme="majorBidi" w:cstheme="majorBidi"/>
         </w:rPr>
-        <w:t>The initial performance analysis was gathered using the wiki_dump across 1, 2, 4, 8, and</w:t>
+        <w:t xml:space="preserve">The initial performance analysis was gathered using </w:t>
+      </w:r>
+      <w:proofErr w:type="gramStart"/>
+      <w:r>
+        <w:rPr>
+          <w:rFonts w:asciiTheme="majorBidi" w:hAnsiTheme="majorBidi" w:cstheme="majorBidi"/>
+        </w:rPr>
+        <w:t xml:space="preserve">the </w:t>
+      </w:r>
+      <w:proofErr w:type="spellStart"/>
+      <w:r>
+        <w:rPr>
+          <w:rFonts w:asciiTheme="majorBidi" w:hAnsiTheme="majorBidi" w:cstheme="majorBidi"/>
+        </w:rPr>
+        <w:t>wiki</w:t>
+      </w:r>
+      <w:proofErr w:type="gramEnd"/>
+      <w:r>
+        <w:rPr>
+          <w:rFonts w:asciiTheme="majorBidi" w:hAnsiTheme="majorBidi" w:cstheme="majorBidi"/>
+        </w:rPr>
+        <w:t>_dump</w:t>
+      </w:r>
+      <w:proofErr w:type="spellEnd"/>
+      <w:r>
+        <w:rPr>
+          <w:rFonts w:asciiTheme="majorBidi" w:hAnsiTheme="majorBidi" w:cstheme="majorBidi"/>
+        </w:rPr>
+        <w:t xml:space="preserve"> across 1, 2, 4, 8, and</w:t>
       </w:r>
     </w:p>
     <w:p>
@@ -397,17 +471,27 @@
       <w:pPr>
         <w:rPr>
           <w:rFonts w:asciiTheme="majorBidi" w:hAnsiTheme="majorBidi" w:cstheme="majorBidi"/>
-          <w:b/>
-          <w:bCs/>
         </w:rPr>
       </w:pPr>
       <w:r>
         <w:rPr>
           <w:rFonts w:asciiTheme="majorBidi" w:hAnsiTheme="majorBidi" w:cstheme="majorBidi"/>
-          <w:b/>
-          <w:bCs/>
-        </w:rPr>
-        <w:t>MPI Implementation</w:t>
+        </w:rPr>
+        <w:t xml:space="preserve">Here is more performance analysis using 100k lines and 500k lines instead of the full </w:t>
+      </w:r>
+      <w:proofErr w:type="spellStart"/>
+      <w:r>
+        <w:rPr>
+          <w:rFonts w:asciiTheme="majorBidi" w:hAnsiTheme="majorBidi" w:cstheme="majorBidi"/>
+        </w:rPr>
+        <w:t>wiki_dump</w:t>
+      </w:r>
+      <w:proofErr w:type="spellEnd"/>
+      <w:r>
+        <w:rPr>
+          <w:rFonts w:asciiTheme="majorBidi" w:hAnsiTheme="majorBidi" w:cstheme="majorBidi"/>
+        </w:rPr>
+        <w:t>.</w:t>
       </w:r>
     </w:p>
     <w:p>
@@ -416,11 +500,655 @@
           <w:rFonts w:asciiTheme="majorBidi" w:hAnsiTheme="majorBidi" w:cstheme="majorBidi"/>
         </w:rPr>
       </w:pPr>
-      <w:r>
-        <w:rPr>
-          <w:rFonts w:asciiTheme="majorBidi" w:hAnsiTheme="majorBidi" w:cstheme="majorBidi"/>
-        </w:rPr>
-        <w:t xml:space="preserve">The MPI implementation is very similar to the pthreads implementation in that it loads </w:t>
+    </w:p>
+    <w:p>
+      <w:pPr>
+        <w:rPr>
+          <w:rFonts w:asciiTheme="majorBidi" w:hAnsiTheme="majorBidi" w:cstheme="majorBidi"/>
+        </w:rPr>
+      </w:pPr>
+    </w:p>
+    <w:p>
+      <w:pPr>
+        <w:rPr>
+          <w:rFonts w:asciiTheme="majorBidi" w:hAnsiTheme="majorBidi" w:cstheme="majorBidi"/>
+        </w:rPr>
+      </w:pPr>
+      <w:r>
+        <w:rPr>
+          <w:rFonts w:asciiTheme="majorBidi" w:hAnsiTheme="majorBidi" w:cstheme="majorBidi"/>
+        </w:rPr>
+        <w:lastRenderedPageBreak/>
+        <w:t>100k</w:t>
+      </w:r>
+    </w:p>
+    <w:tbl>
+      <w:tblPr>
+        <w:tblStyle w:val="TableGrid"/>
+        <w:tblW w:w="0" w:type="auto"/>
+        <w:tblLook w:val="04A0" w:firstRow="1" w:lastRow="0" w:firstColumn="1" w:lastColumn="0" w:noHBand="0" w:noVBand="1"/>
+      </w:tblPr>
+      <w:tblGrid>
+        <w:gridCol w:w="4675"/>
+        <w:gridCol w:w="4675"/>
+      </w:tblGrid>
+      <w:tr>
+        <w:tc>
+          <w:tcPr>
+            <w:tcW w:w="4675" w:type="dxa"/>
+          </w:tcPr>
+          <w:p>
+            <w:pPr>
+              <w:rPr>
+                <w:rFonts w:asciiTheme="majorBidi" w:hAnsiTheme="majorBidi" w:cstheme="majorBidi"/>
+              </w:rPr>
+            </w:pPr>
+            <w:r>
+              <w:rPr>
+                <w:rFonts w:asciiTheme="majorBidi" w:hAnsiTheme="majorBidi" w:cstheme="majorBidi"/>
+              </w:rPr>
+              <w:t>Threads</w:t>
+            </w:r>
+          </w:p>
+        </w:tc>
+        <w:tc>
+          <w:tcPr>
+            <w:tcW w:w="4675" w:type="dxa"/>
+          </w:tcPr>
+          <w:p>
+            <w:pPr>
+              <w:rPr>
+                <w:rFonts w:asciiTheme="majorBidi" w:hAnsiTheme="majorBidi" w:cstheme="majorBidi"/>
+              </w:rPr>
+            </w:pPr>
+            <w:r>
+              <w:rPr>
+                <w:rFonts w:asciiTheme="majorBidi" w:hAnsiTheme="majorBidi" w:cstheme="majorBidi"/>
+              </w:rPr>
+              <w:t>Execution Time</w:t>
+            </w:r>
+          </w:p>
+        </w:tc>
+      </w:tr>
+      <w:tr>
+        <w:tc>
+          <w:tcPr>
+            <w:tcW w:w="4675" w:type="dxa"/>
+            <w:vAlign w:val="bottom"/>
+          </w:tcPr>
+          <w:p>
+            <w:pPr>
+              <w:rPr>
+                <w:rFonts w:asciiTheme="majorBidi" w:hAnsiTheme="majorBidi" w:cstheme="majorBidi"/>
+              </w:rPr>
+            </w:pPr>
+            <w:r>
+              <w:rPr>
+                <w:rFonts w:ascii="Aptos Narrow" w:hAnsi="Aptos Narrow"/>
+                <w:color w:val="000000"/>
+                <w:sz w:val="22"/>
+                <w:szCs w:val="22"/>
+              </w:rPr>
+              <w:t>1</w:t>
+            </w:r>
+          </w:p>
+        </w:tc>
+        <w:tc>
+          <w:tcPr>
+            <w:tcW w:w="4675" w:type="dxa"/>
+            <w:vAlign w:val="bottom"/>
+          </w:tcPr>
+          <w:p>
+            <w:pPr>
+              <w:rPr>
+                <w:rFonts w:asciiTheme="majorBidi" w:hAnsiTheme="majorBidi" w:cstheme="majorBidi"/>
+              </w:rPr>
+            </w:pPr>
+            <w:r>
+              <w:rPr>
+                <w:rFonts w:ascii="Aptos Narrow" w:hAnsi="Aptos Narrow"/>
+                <w:color w:val="000000"/>
+                <w:sz w:val="22"/>
+                <w:szCs w:val="22"/>
+              </w:rPr>
+              <w:t>0.42</w:t>
+            </w:r>
+          </w:p>
+        </w:tc>
+      </w:tr>
+      <w:tr>
+        <w:tc>
+          <w:tcPr>
+            <w:tcW w:w="4675" w:type="dxa"/>
+            <w:vAlign w:val="bottom"/>
+          </w:tcPr>
+          <w:p>
+            <w:pPr>
+              <w:rPr>
+                <w:rFonts w:asciiTheme="majorBidi" w:hAnsiTheme="majorBidi" w:cstheme="majorBidi"/>
+              </w:rPr>
+            </w:pPr>
+            <w:r>
+              <w:rPr>
+                <w:rFonts w:ascii="Aptos Narrow" w:hAnsi="Aptos Narrow"/>
+                <w:color w:val="000000"/>
+                <w:sz w:val="22"/>
+                <w:szCs w:val="22"/>
+              </w:rPr>
+              <w:t>2</w:t>
+            </w:r>
+          </w:p>
+        </w:tc>
+        <w:tc>
+          <w:tcPr>
+            <w:tcW w:w="4675" w:type="dxa"/>
+            <w:vAlign w:val="bottom"/>
+          </w:tcPr>
+          <w:p>
+            <w:pPr>
+              <w:rPr>
+                <w:rFonts w:asciiTheme="majorBidi" w:hAnsiTheme="majorBidi" w:cstheme="majorBidi"/>
+              </w:rPr>
+            </w:pPr>
+            <w:r>
+              <w:rPr>
+                <w:rFonts w:ascii="Aptos Narrow" w:hAnsi="Aptos Narrow"/>
+                <w:color w:val="000000"/>
+                <w:sz w:val="22"/>
+                <w:szCs w:val="22"/>
+              </w:rPr>
+              <w:t>0.15</w:t>
+            </w:r>
+          </w:p>
+        </w:tc>
+      </w:tr>
+      <w:tr>
+        <w:tc>
+          <w:tcPr>
+            <w:tcW w:w="4675" w:type="dxa"/>
+            <w:vAlign w:val="bottom"/>
+          </w:tcPr>
+          <w:p>
+            <w:pPr>
+              <w:rPr>
+                <w:rFonts w:asciiTheme="majorBidi" w:hAnsiTheme="majorBidi" w:cstheme="majorBidi"/>
+              </w:rPr>
+            </w:pPr>
+            <w:r>
+              <w:rPr>
+                <w:rFonts w:ascii="Aptos Narrow" w:hAnsi="Aptos Narrow"/>
+                <w:color w:val="000000"/>
+                <w:sz w:val="22"/>
+                <w:szCs w:val="22"/>
+              </w:rPr>
+              <w:t>4</w:t>
+            </w:r>
+          </w:p>
+        </w:tc>
+        <w:tc>
+          <w:tcPr>
+            <w:tcW w:w="4675" w:type="dxa"/>
+            <w:vAlign w:val="bottom"/>
+          </w:tcPr>
+          <w:p>
+            <w:pPr>
+              <w:rPr>
+                <w:rFonts w:asciiTheme="majorBidi" w:hAnsiTheme="majorBidi" w:cstheme="majorBidi"/>
+              </w:rPr>
+            </w:pPr>
+            <w:r>
+              <w:rPr>
+                <w:rFonts w:ascii="Aptos Narrow" w:hAnsi="Aptos Narrow"/>
+                <w:color w:val="000000"/>
+                <w:sz w:val="22"/>
+                <w:szCs w:val="22"/>
+              </w:rPr>
+              <w:t>0.12</w:t>
+            </w:r>
+          </w:p>
+        </w:tc>
+      </w:tr>
+      <w:tr>
+        <w:tc>
+          <w:tcPr>
+            <w:tcW w:w="4675" w:type="dxa"/>
+            <w:vAlign w:val="bottom"/>
+          </w:tcPr>
+          <w:p>
+            <w:pPr>
+              <w:rPr>
+                <w:rFonts w:asciiTheme="majorBidi" w:hAnsiTheme="majorBidi" w:cstheme="majorBidi"/>
+              </w:rPr>
+            </w:pPr>
+            <w:r>
+              <w:rPr>
+                <w:rFonts w:ascii="Aptos Narrow" w:hAnsi="Aptos Narrow"/>
+                <w:color w:val="000000"/>
+                <w:sz w:val="22"/>
+                <w:szCs w:val="22"/>
+              </w:rPr>
+              <w:t>8</w:t>
+            </w:r>
+          </w:p>
+        </w:tc>
+        <w:tc>
+          <w:tcPr>
+            <w:tcW w:w="4675" w:type="dxa"/>
+            <w:vAlign w:val="bottom"/>
+          </w:tcPr>
+          <w:p>
+            <w:pPr>
+              <w:rPr>
+                <w:rFonts w:asciiTheme="majorBidi" w:hAnsiTheme="majorBidi" w:cstheme="majorBidi"/>
+              </w:rPr>
+            </w:pPr>
+            <w:r>
+              <w:rPr>
+                <w:rFonts w:ascii="Aptos Narrow" w:hAnsi="Aptos Narrow"/>
+                <w:color w:val="000000"/>
+                <w:sz w:val="22"/>
+                <w:szCs w:val="22"/>
+              </w:rPr>
+              <w:t>0.11</w:t>
+            </w:r>
+          </w:p>
+        </w:tc>
+      </w:tr>
+      <w:tr>
+        <w:tc>
+          <w:tcPr>
+            <w:tcW w:w="4675" w:type="dxa"/>
+            <w:vAlign w:val="bottom"/>
+          </w:tcPr>
+          <w:p>
+            <w:pPr>
+              <w:rPr>
+                <w:rFonts w:asciiTheme="majorBidi" w:hAnsiTheme="majorBidi" w:cstheme="majorBidi"/>
+              </w:rPr>
+            </w:pPr>
+            <w:r>
+              <w:rPr>
+                <w:rFonts w:ascii="Aptos Narrow" w:hAnsi="Aptos Narrow"/>
+                <w:color w:val="000000"/>
+                <w:sz w:val="22"/>
+                <w:szCs w:val="22"/>
+              </w:rPr>
+              <w:t>16</w:t>
+            </w:r>
+          </w:p>
+        </w:tc>
+        <w:tc>
+          <w:tcPr>
+            <w:tcW w:w="4675" w:type="dxa"/>
+            <w:vAlign w:val="bottom"/>
+          </w:tcPr>
+          <w:p>
+            <w:pPr>
+              <w:rPr>
+                <w:rFonts w:asciiTheme="majorBidi" w:hAnsiTheme="majorBidi" w:cstheme="majorBidi"/>
+              </w:rPr>
+            </w:pPr>
+            <w:r>
+              <w:rPr>
+                <w:rFonts w:ascii="Aptos Narrow" w:hAnsi="Aptos Narrow"/>
+                <w:color w:val="000000"/>
+                <w:sz w:val="22"/>
+                <w:szCs w:val="22"/>
+              </w:rPr>
+              <w:t>0.11</w:t>
+            </w:r>
+          </w:p>
+        </w:tc>
+      </w:tr>
+    </w:tbl>
+    <w:p>
+      <w:pPr>
+        <w:rPr>
+          <w:rFonts w:asciiTheme="majorBidi" w:hAnsiTheme="majorBidi" w:cstheme="majorBidi"/>
+        </w:rPr>
+      </w:pPr>
+    </w:p>
+    <w:p>
+      <w:pPr>
+        <w:rPr>
+          <w:rFonts w:asciiTheme="majorBidi" w:hAnsiTheme="majorBidi" w:cstheme="majorBidi"/>
+        </w:rPr>
+      </w:pPr>
+      <w:r>
+        <w:rPr>
+          <w:rFonts w:asciiTheme="majorBidi" w:hAnsiTheme="majorBidi" w:cstheme="majorBidi"/>
+        </w:rPr>
+        <w:t>500k</w:t>
+      </w:r>
+    </w:p>
+    <w:tbl>
+      <w:tblPr>
+        <w:tblStyle w:val="TableGrid"/>
+        <w:tblW w:w="0" w:type="auto"/>
+        <w:tblLook w:val="04A0" w:firstRow="1" w:lastRow="0" w:firstColumn="1" w:lastColumn="0" w:noHBand="0" w:noVBand="1"/>
+      </w:tblPr>
+      <w:tblGrid>
+        <w:gridCol w:w="4675"/>
+        <w:gridCol w:w="4675"/>
+      </w:tblGrid>
+      <w:tr>
+        <w:tc>
+          <w:tcPr>
+            <w:tcW w:w="4675" w:type="dxa"/>
+          </w:tcPr>
+          <w:p>
+            <w:pPr>
+              <w:rPr>
+                <w:rFonts w:asciiTheme="majorBidi" w:hAnsiTheme="majorBidi" w:cstheme="majorBidi"/>
+              </w:rPr>
+            </w:pPr>
+            <w:r>
+              <w:rPr>
+                <w:rFonts w:asciiTheme="majorBidi" w:hAnsiTheme="majorBidi" w:cstheme="majorBidi"/>
+              </w:rPr>
+              <w:t>Threads</w:t>
+            </w:r>
+          </w:p>
+        </w:tc>
+        <w:tc>
+          <w:tcPr>
+            <w:tcW w:w="4675" w:type="dxa"/>
+          </w:tcPr>
+          <w:p>
+            <w:pPr>
+              <w:rPr>
+                <w:rFonts w:asciiTheme="majorBidi" w:hAnsiTheme="majorBidi" w:cstheme="majorBidi"/>
+              </w:rPr>
+            </w:pPr>
+            <w:r>
+              <w:rPr>
+                <w:rFonts w:asciiTheme="majorBidi" w:hAnsiTheme="majorBidi" w:cstheme="majorBidi"/>
+              </w:rPr>
+              <w:t>Execution Time</w:t>
+            </w:r>
+          </w:p>
+        </w:tc>
+      </w:tr>
+      <w:tr>
+        <w:tc>
+          <w:tcPr>
+            <w:tcW w:w="4675" w:type="dxa"/>
+            <w:vAlign w:val="bottom"/>
+          </w:tcPr>
+          <w:p>
+            <w:pPr>
+              <w:rPr>
+                <w:rFonts w:asciiTheme="majorBidi" w:hAnsiTheme="majorBidi" w:cstheme="majorBidi"/>
+              </w:rPr>
+            </w:pPr>
+            <w:r>
+              <w:rPr>
+                <w:rFonts w:ascii="Aptos Narrow" w:hAnsi="Aptos Narrow"/>
+                <w:color w:val="000000"/>
+                <w:sz w:val="22"/>
+                <w:szCs w:val="22"/>
+              </w:rPr>
+              <w:t>1</w:t>
+            </w:r>
+          </w:p>
+        </w:tc>
+        <w:tc>
+          <w:tcPr>
+            <w:tcW w:w="4675" w:type="dxa"/>
+            <w:vAlign w:val="bottom"/>
+          </w:tcPr>
+          <w:p>
+            <w:pPr>
+              <w:rPr>
+                <w:rFonts w:asciiTheme="majorBidi" w:hAnsiTheme="majorBidi" w:cstheme="majorBidi"/>
+              </w:rPr>
+            </w:pPr>
+            <w:r>
+              <w:rPr>
+                <w:rFonts w:ascii="Aptos Narrow" w:hAnsi="Aptos Narrow"/>
+                <w:color w:val="000000"/>
+                <w:sz w:val="22"/>
+                <w:szCs w:val="22"/>
+              </w:rPr>
+              <w:t>0.99</w:t>
+            </w:r>
+          </w:p>
+        </w:tc>
+      </w:tr>
+      <w:tr>
+        <w:tc>
+          <w:tcPr>
+            <w:tcW w:w="4675" w:type="dxa"/>
+            <w:vAlign w:val="bottom"/>
+          </w:tcPr>
+          <w:p>
+            <w:pPr>
+              <w:rPr>
+                <w:rFonts w:asciiTheme="majorBidi" w:hAnsiTheme="majorBidi" w:cstheme="majorBidi"/>
+              </w:rPr>
+            </w:pPr>
+            <w:r>
+              <w:rPr>
+                <w:rFonts w:ascii="Aptos Narrow" w:hAnsi="Aptos Narrow"/>
+                <w:color w:val="000000"/>
+                <w:sz w:val="22"/>
+                <w:szCs w:val="22"/>
+              </w:rPr>
+              <w:t>2</w:t>
+            </w:r>
+          </w:p>
+        </w:tc>
+        <w:tc>
+          <w:tcPr>
+            <w:tcW w:w="4675" w:type="dxa"/>
+            <w:vAlign w:val="bottom"/>
+          </w:tcPr>
+          <w:p>
+            <w:pPr>
+              <w:rPr>
+                <w:rFonts w:asciiTheme="majorBidi" w:hAnsiTheme="majorBidi" w:cstheme="majorBidi"/>
+              </w:rPr>
+            </w:pPr>
+            <w:r>
+              <w:rPr>
+                <w:rFonts w:ascii="Aptos Narrow" w:hAnsi="Aptos Narrow"/>
+                <w:color w:val="000000"/>
+                <w:sz w:val="22"/>
+                <w:szCs w:val="22"/>
+              </w:rPr>
+              <w:t>0.7</w:t>
+            </w:r>
+          </w:p>
+        </w:tc>
+      </w:tr>
+      <w:tr>
+        <w:tc>
+          <w:tcPr>
+            <w:tcW w:w="4675" w:type="dxa"/>
+            <w:vAlign w:val="bottom"/>
+          </w:tcPr>
+          <w:p>
+            <w:pPr>
+              <w:rPr>
+                <w:rFonts w:asciiTheme="majorBidi" w:hAnsiTheme="majorBidi" w:cstheme="majorBidi"/>
+              </w:rPr>
+            </w:pPr>
+            <w:r>
+              <w:rPr>
+                <w:rFonts w:ascii="Aptos Narrow" w:hAnsi="Aptos Narrow"/>
+                <w:color w:val="000000"/>
+                <w:sz w:val="22"/>
+                <w:szCs w:val="22"/>
+              </w:rPr>
+              <w:t>4</w:t>
+            </w:r>
+          </w:p>
+        </w:tc>
+        <w:tc>
+          <w:tcPr>
+            <w:tcW w:w="4675" w:type="dxa"/>
+            <w:vAlign w:val="bottom"/>
+          </w:tcPr>
+          <w:p>
+            <w:pPr>
+              <w:rPr>
+                <w:rFonts w:asciiTheme="majorBidi" w:hAnsiTheme="majorBidi" w:cstheme="majorBidi"/>
+              </w:rPr>
+            </w:pPr>
+            <w:r>
+              <w:rPr>
+                <w:rFonts w:ascii="Aptos Narrow" w:hAnsi="Aptos Narrow"/>
+                <w:color w:val="000000"/>
+                <w:sz w:val="22"/>
+                <w:szCs w:val="22"/>
+              </w:rPr>
+              <w:t>0.58</w:t>
+            </w:r>
+          </w:p>
+        </w:tc>
+      </w:tr>
+      <w:tr>
+        <w:tc>
+          <w:tcPr>
+            <w:tcW w:w="4675" w:type="dxa"/>
+            <w:vAlign w:val="bottom"/>
+          </w:tcPr>
+          <w:p>
+            <w:pPr>
+              <w:rPr>
+                <w:rFonts w:asciiTheme="majorBidi" w:hAnsiTheme="majorBidi" w:cstheme="majorBidi"/>
+              </w:rPr>
+            </w:pPr>
+            <w:r>
+              <w:rPr>
+                <w:rFonts w:ascii="Aptos Narrow" w:hAnsi="Aptos Narrow"/>
+                <w:color w:val="000000"/>
+                <w:sz w:val="22"/>
+                <w:szCs w:val="22"/>
+              </w:rPr>
+              <w:t>8</w:t>
+            </w:r>
+          </w:p>
+        </w:tc>
+        <w:tc>
+          <w:tcPr>
+            <w:tcW w:w="4675" w:type="dxa"/>
+            <w:vAlign w:val="bottom"/>
+          </w:tcPr>
+          <w:p>
+            <w:pPr>
+              <w:rPr>
+                <w:rFonts w:asciiTheme="majorBidi" w:hAnsiTheme="majorBidi" w:cstheme="majorBidi"/>
+              </w:rPr>
+            </w:pPr>
+            <w:r>
+              <w:rPr>
+                <w:rFonts w:ascii="Aptos Narrow" w:hAnsi="Aptos Narrow"/>
+                <w:color w:val="000000"/>
+                <w:sz w:val="22"/>
+                <w:szCs w:val="22"/>
+              </w:rPr>
+              <w:t>0.53</w:t>
+            </w:r>
+          </w:p>
+        </w:tc>
+      </w:tr>
+      <w:tr>
+        <w:tc>
+          <w:tcPr>
+            <w:tcW w:w="4675" w:type="dxa"/>
+            <w:vAlign w:val="bottom"/>
+          </w:tcPr>
+          <w:p>
+            <w:pPr>
+              <w:rPr>
+                <w:rFonts w:asciiTheme="majorBidi" w:hAnsiTheme="majorBidi" w:cstheme="majorBidi"/>
+              </w:rPr>
+            </w:pPr>
+            <w:r>
+              <w:rPr>
+                <w:rFonts w:ascii="Aptos Narrow" w:hAnsi="Aptos Narrow"/>
+                <w:color w:val="000000"/>
+                <w:sz w:val="22"/>
+                <w:szCs w:val="22"/>
+              </w:rPr>
+              <w:t>16</w:t>
+            </w:r>
+          </w:p>
+        </w:tc>
+        <w:tc>
+          <w:tcPr>
+            <w:tcW w:w="4675" w:type="dxa"/>
+            <w:vAlign w:val="bottom"/>
+          </w:tcPr>
+          <w:p>
+            <w:pPr>
+              <w:rPr>
+                <w:rFonts w:asciiTheme="majorBidi" w:hAnsiTheme="majorBidi" w:cstheme="majorBidi"/>
+              </w:rPr>
+            </w:pPr>
+            <w:r>
+              <w:rPr>
+                <w:rFonts w:ascii="Aptos Narrow" w:hAnsi="Aptos Narrow"/>
+                <w:color w:val="000000"/>
+                <w:sz w:val="22"/>
+                <w:szCs w:val="22"/>
+              </w:rPr>
+              <w:t>0.59</w:t>
+            </w:r>
+          </w:p>
+        </w:tc>
+      </w:tr>
+    </w:tbl>
+    <w:p>
+      <w:pPr>
+        <w:rPr>
+          <w:rFonts w:asciiTheme="majorBidi" w:hAnsiTheme="majorBidi" w:cstheme="majorBidi"/>
+        </w:rPr>
+      </w:pPr>
+    </w:p>
+    <w:p>
+      <w:pPr>
+        <w:rPr>
+          <w:rFonts w:asciiTheme="majorBidi" w:hAnsiTheme="majorBidi" w:cstheme="majorBidi"/>
+          <w:b/>
+          <w:bCs/>
+        </w:rPr>
+      </w:pPr>
+      <w:r>
+        <w:rPr>
+          <w:rFonts w:asciiTheme="majorBidi" w:hAnsiTheme="majorBidi" w:cstheme="majorBidi"/>
+          <w:b/>
+          <w:bCs/>
+        </w:rPr>
+        <w:t>MPI Implementation</w:t>
+      </w:r>
+    </w:p>
+    <w:p>
+      <w:pPr>
+        <w:rPr>
+          <w:rFonts w:asciiTheme="majorBidi" w:hAnsiTheme="majorBidi" w:cstheme="majorBidi"/>
+        </w:rPr>
+      </w:pPr>
+      <w:r>
+        <w:rPr>
+          <w:rFonts w:asciiTheme="majorBidi" w:hAnsiTheme="majorBidi" w:cstheme="majorBidi"/>
+        </w:rPr>
+        <w:t xml:space="preserve">The MPI implementation is very similar to the </w:t>
+      </w:r>
+      <w:proofErr w:type="spellStart"/>
+      <w:r>
+        <w:rPr>
+          <w:rFonts w:asciiTheme="majorBidi" w:hAnsiTheme="majorBidi" w:cstheme="majorBidi"/>
+        </w:rPr>
+        <w:t>pthreads</w:t>
+      </w:r>
+      <w:proofErr w:type="spellEnd"/>
+      <w:r>
+        <w:rPr>
+          <w:rFonts w:asciiTheme="majorBidi" w:hAnsiTheme="majorBidi" w:cstheme="majorBidi"/>
+        </w:rPr>
+        <w:t xml:space="preserve"> implementation in that it loads </w:t>
       </w:r>
       <w:r>
         <w:rPr>
@@ -432,7 +1160,21 @@
         <w:rPr>
           <w:rFonts w:asciiTheme="majorBidi" w:hAnsiTheme="majorBidi" w:cstheme="majorBidi"/>
         </w:rPr>
-        <w:t xml:space="preserve"> and send it off to worker processes. However, instead of loading it into different threads, the program does it via processes. The processes then send data back to the master process which then </w:t>
+        <w:t xml:space="preserve"> and </w:t>
+      </w:r>
+      <w:proofErr w:type="gramStart"/>
+      <w:r>
+        <w:rPr>
+          <w:rFonts w:asciiTheme="majorBidi" w:hAnsiTheme="majorBidi" w:cstheme="majorBidi"/>
+        </w:rPr>
+        <w:t>send</w:t>
+      </w:r>
+      <w:proofErr w:type="gramEnd"/>
+      <w:r>
+        <w:rPr>
+          <w:rFonts w:asciiTheme="majorBidi" w:hAnsiTheme="majorBidi" w:cstheme="majorBidi"/>
+        </w:rPr>
+        <w:t xml:space="preserve"> it off to worker processes. However, instead of loading it into different threads, the program does it via processes. The processes then send data back to the master process which then </w:t>
       </w:r>
       <w:r>
         <w:rPr>
@@ -444,20 +1186,27 @@
         <w:rPr>
           <w:rFonts w:asciiTheme="majorBidi" w:hAnsiTheme="majorBidi" w:cstheme="majorBidi"/>
         </w:rPr>
-        <w:t xml:space="preserve"> data nicely. The pthreads </w:t>
-      </w:r>
-      <w:r>
-        <w:rPr>
-          <w:rFonts w:asciiTheme="majorBidi" w:hAnsiTheme="majorBidi" w:cstheme="majorBidi"/>
-        </w:rPr>
-        <w:t xml:space="preserve">utilizes global variables, while the MPI implementation </w:t>
-      </w:r>
-      <w:r>
-        <w:rPr>
-          <w:rFonts w:asciiTheme="majorBidi" w:hAnsiTheme="majorBidi" w:cstheme="majorBidi"/>
-        </w:rPr>
-        <w:lastRenderedPageBreak/>
-        <w:t>uses local variables and sends and receives them between each other to corresponding local variables of the same type.</w:t>
+        <w:t xml:space="preserve"> data nicely. The </w:t>
+      </w:r>
+      <w:proofErr w:type="spellStart"/>
+      <w:r>
+        <w:rPr>
+          <w:rFonts w:asciiTheme="majorBidi" w:hAnsiTheme="majorBidi" w:cstheme="majorBidi"/>
+        </w:rPr>
+        <w:t>pthreads</w:t>
+      </w:r>
+      <w:proofErr w:type="spellEnd"/>
+      <w:r>
+        <w:rPr>
+          <w:rFonts w:asciiTheme="majorBidi" w:hAnsiTheme="majorBidi" w:cstheme="majorBidi"/>
+        </w:rPr>
+        <w:t xml:space="preserve"> </w:t>
+      </w:r>
+      <w:r>
+        <w:rPr>
+          <w:rFonts w:asciiTheme="majorBidi" w:hAnsiTheme="majorBidi" w:cstheme="majorBidi"/>
+        </w:rPr>
+        <w:t>utilizes global variables, while the MPI implementation uses local variables and sends and receives them between each other to corresponding local variables of the same type.</w:t>
       </w:r>
     </w:p>
     <w:p>
@@ -586,7 +1335,21 @@
         <w:rPr>
           <w:rFonts w:asciiTheme="majorBidi" w:hAnsiTheme="majorBidi" w:cstheme="majorBidi"/>
         </w:rPr>
-        <w:t>The initial performance analysis was gathered using the wiki_dump across 1, 2, 4, 8, and 16 threads.</w:t>
+        <w:t xml:space="preserve">The initial performance analysis was gathered using the </w:t>
+      </w:r>
+      <w:proofErr w:type="spellStart"/>
+      <w:r>
+        <w:rPr>
+          <w:rFonts w:asciiTheme="majorBidi" w:hAnsiTheme="majorBidi" w:cstheme="majorBidi"/>
+        </w:rPr>
+        <w:t>wiki_dump</w:t>
+      </w:r>
+      <w:proofErr w:type="spellEnd"/>
+      <w:r>
+        <w:rPr>
+          <w:rFonts w:asciiTheme="majorBidi" w:hAnsiTheme="majorBidi" w:cstheme="majorBidi"/>
+        </w:rPr>
+        <w:t xml:space="preserve"> across 1, 2, 4, 8, and 16 threads.</w:t>
       </w:r>
     </w:p>
     <w:tbl>
@@ -851,7 +1614,6 @@
         <w:rPr>
           <w:noProof/>
         </w:rPr>
-        <w:lastRenderedPageBreak/>
         <w:drawing>
           <wp:inline distT="0" distB="0" distL="0" distR="0" wp14:anchorId="6BE5588D" wp14:editId="588308B7">
             <wp:extent cx="4572000" cy="2743200"/>
@@ -892,6 +1654,7 @@
         <w:rPr>
           <w:rFonts w:asciiTheme="majorBidi" w:hAnsiTheme="majorBidi" w:cstheme="majorBidi"/>
         </w:rPr>
+        <w:lastRenderedPageBreak/>
         <w:t xml:space="preserve">These results show improvements when increasing thread count until after 8 threads, when gains diminished. OpenMP does not scale across multiple nodes. </w:t>
       </w:r>
     </w:p>

--- a/hw4/Design.docx
+++ b/hw4/Design.docx
@@ -2733,11 +2733,9 @@
           </mc:Fallback>
         </mc:AlternateContent>
       </w:r>
-      <w:proofErr w:type="spellStart"/>
       <w:r>
         <w:t>Pthreads</w:t>
       </w:r>
-      <w:proofErr w:type="spellEnd"/>
       <w:r>
         <w:rPr>
           <w:spacing w:val="-9"/>
@@ -2780,13 +2778,8 @@
         <w:ind w:left="360"/>
       </w:pPr>
       <w:r>
-        <w:t xml:space="preserve">The </w:t>
-      </w:r>
-      <w:proofErr w:type="spellStart"/>
-      <w:r>
-        <w:t>pthreads</w:t>
-      </w:r>
-      <w:proofErr w:type="spellEnd"/>
+        <w:t>The pthreads</w:t>
+      </w:r>
       <w:r>
         <w:rPr>
           <w:spacing w:val="-3"/>
@@ -2877,14 +2870,12 @@
       <w:r>
         <w:t xml:space="preserve">5000 </w:t>
       </w:r>
-      <w:proofErr w:type="gramStart"/>
       <w:r>
         <w:rPr>
           <w:spacing w:val="-4"/>
         </w:rPr>
         <w:t>line</w:t>
       </w:r>
-      <w:proofErr w:type="gramEnd"/>
     </w:p>
     <w:p>
       <w:pPr>
@@ -3046,11 +3037,9 @@
         </w:rPr>
         <w:t xml:space="preserve"> </w:t>
       </w:r>
-      <w:proofErr w:type="spellStart"/>
       <w:r>
         <w:t>pthread_join</w:t>
       </w:r>
-      <w:proofErr w:type="spellEnd"/>
       <w:r>
         <w:rPr>
           <w:spacing w:val="-3"/>
@@ -3260,11 +3249,9 @@
         </w:rPr>
         <w:t xml:space="preserve"> </w:t>
       </w:r>
-      <w:proofErr w:type="spellStart"/>
       <w:r>
         <w:t>wiki_dump</w:t>
       </w:r>
-      <w:proofErr w:type="spellEnd"/>
       <w:r>
         <w:rPr>
           <w:spacing w:val="-3"/>
@@ -6487,11 +6474,9 @@
         </w:rPr>
         <w:t xml:space="preserve"> </w:t>
       </w:r>
-      <w:proofErr w:type="spellStart"/>
       <w:r>
         <w:t>pthreads</w:t>
       </w:r>
-      <w:proofErr w:type="spellEnd"/>
       <w:r>
         <w:rPr>
           <w:spacing w:val="-4"/>
@@ -6535,15 +6520,7 @@
         <w:t xml:space="preserve"> </w:t>
       </w:r>
       <w:r>
-        <w:t xml:space="preserve">loads chunks and </w:t>
-      </w:r>
-      <w:proofErr w:type="gramStart"/>
-      <w:r>
-        <w:t>send</w:t>
-      </w:r>
-      <w:proofErr w:type="gramEnd"/>
-      <w:r>
-        <w:t xml:space="preserve"> it off to worker processes. However, instead of loading it into different threads, the</w:t>
+        <w:t>loads chunks and send it off to worker processes. However, instead of loading it into different threads, the</w:t>
       </w:r>
     </w:p>
     <w:p>
@@ -6709,11 +6686,9 @@
         </w:rPr>
         <w:t xml:space="preserve"> </w:t>
       </w:r>
-      <w:proofErr w:type="spellStart"/>
       <w:r>
         <w:t>pthreads</w:t>
       </w:r>
-      <w:proofErr w:type="spellEnd"/>
       <w:r>
         <w:rPr>
           <w:spacing w:val="-7"/>
@@ -6783,73 +6758,66 @@
         <w:pStyle w:val="BodyText"/>
         <w:spacing w:line="276" w:lineRule="exact"/>
         <w:ind w:left="360"/>
-      </w:pPr>
-      <w:r>
-        <w:t>variables</w:t>
-      </w:r>
-      <w:r>
-        <w:rPr>
-          <w:spacing w:val="-5"/>
-        </w:rPr>
-        <w:t xml:space="preserve"> </w:t>
-      </w:r>
-      <w:r>
-        <w:t>of the same</w:t>
-      </w:r>
-      <w:r>
-        <w:rPr>
-          <w:spacing w:val="1"/>
-        </w:rPr>
-        <w:t xml:space="preserve"> </w:t>
-      </w:r>
-      <w:r>
-        <w:rPr>
-          <w:spacing w:val="-4"/>
-        </w:rPr>
-        <w:t>type.</w:t>
-      </w:r>
-    </w:p>
-    <w:p>
-      <w:pPr>
-        <w:pStyle w:val="BodyText"/>
-        <w:spacing w:line="276" w:lineRule="exact"/>
         <w:sectPr>
           <w:pgSz w:w="12240" w:h="15840"/>
           <w:pgMar w:top="1820" w:right="1080" w:bottom="280" w:left="1080" w:header="720" w:footer="720" w:gutter="0"/>
           <w:cols w:space="720"/>
         </w:sectPr>
       </w:pPr>
+      <w:r>
+        <w:t>variables</w:t>
+      </w:r>
+      <w:r>
+        <w:rPr>
+          <w:spacing w:val="-5"/>
+        </w:rPr>
+        <w:t xml:space="preserve"> </w:t>
+      </w:r>
+      <w:r>
+        <w:t>of the same</w:t>
+      </w:r>
+      <w:r>
+        <w:rPr>
+          <w:spacing w:val="1"/>
+        </w:rPr>
+        <w:t xml:space="preserve"> </w:t>
+      </w:r>
+      <w:r>
+        <w:rPr>
+          <w:spacing w:val="-4"/>
+        </w:rPr>
+        <w:t>type.</w:t>
+      </w:r>
     </w:p>
     <w:p>
       <w:pPr>
-        <w:ind w:left="1755"/>
+        <w:jc w:val="center"/>
         <w:rPr>
           <w:sz w:val="20"/>
         </w:rPr>
       </w:pPr>
       <w:r>
         <w:rPr>
-          <w:noProof/>
           <w:sz w:val="20"/>
         </w:rPr>
         <w:lastRenderedPageBreak/>
         <w:drawing>
-          <wp:inline distT="0" distB="0" distL="0" distR="0" wp14:anchorId="1D6A45BF" wp14:editId="1102788C">
-            <wp:extent cx="4256627" cy="2450592"/>
+          <wp:inline distT="0" distB="0" distL="0" distR="0" wp14:anchorId="6F84C7F9" wp14:editId="53F87D8A">
+            <wp:extent cx="4629388" cy="2800494"/>
             <wp:effectExtent l="0" t="0" r="0" b="0"/>
-            <wp:docPr id="69" name="Image 69"/>
+            <wp:docPr id="1295756549" name="Picture 1"/>
             <wp:cNvGraphicFramePr>
-              <a:graphicFrameLocks xmlns:a="http://schemas.openxmlformats.org/drawingml/2006/main"/>
+              <a:graphicFrameLocks xmlns:a="http://schemas.openxmlformats.org/drawingml/2006/main" noChangeAspect="1"/>
             </wp:cNvGraphicFramePr>
             <a:graphic xmlns:a="http://schemas.openxmlformats.org/drawingml/2006/main">
               <a:graphicData uri="http://schemas.openxmlformats.org/drawingml/2006/picture">
                 <pic:pic xmlns:pic="http://schemas.openxmlformats.org/drawingml/2006/picture">
                   <pic:nvPicPr>
-                    <pic:cNvPr id="69" name="Image 69"/>
+                    <pic:cNvPr id="1295756549" name=""/>
                     <pic:cNvPicPr/>
                   </pic:nvPicPr>
                   <pic:blipFill>
-                    <a:blip r:embed="rId28" cstate="print"/>
+                    <a:blip r:embed="rId28"/>
                     <a:stretch>
                       <a:fillRect/>
                     </a:stretch>
@@ -6857,7 +6825,7 @@
                   <pic:spPr>
                     <a:xfrm>
                       <a:off x="0" y="0"/>
-                      <a:ext cx="4256627" cy="2450592"/>
+                      <a:ext cx="4629388" cy="2800494"/>
                     </a:xfrm>
                     <a:prstGeom prst="rect">
                       <a:avLst/>
@@ -6909,49 +6877,13 @@
         <w:t xml:space="preserve"> </w:t>
       </w:r>
       <w:r>
-        <w:t>that the number</w:t>
-      </w:r>
-      <w:r>
-        <w:rPr>
-          <w:spacing w:val="-1"/>
-        </w:rPr>
-        <w:t xml:space="preserve"> </w:t>
-      </w:r>
-      <w:r>
-        <w:t>of</w:t>
-      </w:r>
-      <w:r>
-        <w:rPr>
-          <w:spacing w:val="-1"/>
-        </w:rPr>
-        <w:t xml:space="preserve"> </w:t>
-      </w:r>
-      <w:r>
-        <w:t>nodes</w:t>
-      </w:r>
-      <w:r>
-        <w:rPr>
-          <w:spacing w:val="-3"/>
-        </w:rPr>
-        <w:t xml:space="preserve"> </w:t>
-      </w:r>
-      <w:r>
-        <w:t>increases</w:t>
-      </w:r>
-      <w:r>
-        <w:rPr>
-          <w:spacing w:val="-3"/>
-        </w:rPr>
-        <w:t xml:space="preserve"> </w:t>
-      </w:r>
-      <w:r>
-        <w:t xml:space="preserve">performance </w:t>
-      </w:r>
-      <w:r>
-        <w:rPr>
-          <w:spacing w:val="-2"/>
-        </w:rPr>
-        <w:t>drastically.</w:t>
+        <w:t>th</w:t>
+      </w:r>
+      <w:r>
+        <w:t>e effect of the number of processes and the amount of time it takes to execute. The MPI implementation was compiled with 4 processes in mind, which is why the execution time increases with process count &gt; 4</w:t>
+      </w:r>
+      <w:r>
+        <w:t>.</w:t>
       </w:r>
     </w:p>
     <w:p>
@@ -7248,11 +7180,9 @@
         </w:rPr>
         <w:t xml:space="preserve"> </w:t>
       </w:r>
-      <w:proofErr w:type="spellStart"/>
       <w:r>
         <w:t>wiki_dump</w:t>
       </w:r>
-      <w:proofErr w:type="spellEnd"/>
       <w:r>
         <w:rPr>
           <w:spacing w:val="-3"/>
